--- a/b3/paper/B3_GeoDePIN_Final_v12.docx
+++ b/b3/paper/B3_GeoDePIN_Final_v12.docx
@@ -5222,7 +5222,7 @@
     <w:p>
       <w:r>
         <w:rPr/>
-        <w:t xml:space="preserve">GEODNET’s sink architecture implements a subscription-funded buy-and-burn: 80% of Foundation revenue (after a 50/50 share with third-party resellers on indirect channels) purchases GEOD on the open market and burns it, creating a demand-coupled sink whose effective burn rate ranges from 40% of gross revenue (reseller channels) to 80% (direct sales). Dune Analytics [8] queries on the Foundation buy-and-burn (GEOD removed to the Polygon burn address) reveal monthly burns ranging from 500,000 GEOD (October 2024) to 2.76 million GEOD (October 2025), with the trailing twelve months totaling approximately 19.4 million GEOD. February 2026 burns totaled 1.31 million GEOD against net token issuance of approximately 5.95 million GEOD from the protocol’s Polygon mining-distribution wallets over the same month, yielding the S2R of 0.219 reported in Table 4. Annual token halving (June 30 each year) progressively reduces issuance: post-July 2025 halving, triple-band miners earn 12 GEOD/day, down from 24. The combination of growing burns and declining issuance targets net-positive tokenomics (burns exceeding issuance) by 2026–2027. GEODNET’s sink is a Foundation-executed buy-and-burn: subscription revenue is collected off-chain in fiat, after which the Foundation purchases GEOD on the open market and burns it. The on-chain burn transactions are therefore signed by the Foundation’s treasury, not by individual customers, so the “Who Burns?” demand-concentration diagnostic (Section 5.1.2) does not apply to GEODNET; burn-signer concentration is not a valid proxy for customer concentration under a buy-and-burn architecture. The underlying demand base (a stated 50+ enterprise clients purchasing fiat subscriptions through direct and reseller channels) is not observable on-chain and is not verified here.</w:t>
+        <w:t xml:space="preserve">GEODNET’s sink architecture implements a subscription-funded buy-and-burn: 80% of Foundation revenue (after a 50/50 share with third-party resellers on indirect channels) purchases GEOD on the open market and burns it, creating a demand-coupled sink whose effective burn rate ranges from 40% of gross revenue (reseller channels) to 80% (direct sales). Dune Analytics [8] queries on the Foundation buy-and-burn (GEOD removed to the Polygon burn address) reveal monthly burns ranging from 500,000 GEOD (October 2024) to 2.76 million GEOD (October 2025), with the trailing twelve months totaling approximately 19.4 million GEOD. February 2026 burns totaled 1.3 million GEOD against net token issuance of approximately 5.95 million GEOD from the protocol’s Polygon mining-distribution wallets over the same month, yielding the S2R of 0.219 reported in Table 4. Annual token halving (June 30 each year) progressively reduces issuance: post-July 2025 halving, triple-band miners earn 12 GEOD/day, down from 24. The combination of growing burns and declining issuance targets net-positive tokenomics (burns exceeding issuance) by 2026–2027. GEODNET’s sink is a Foundation-executed buy-and-burn: subscription revenue is collected off-chain in fiat, after which the Foundation purchases GEOD on the open market and burns it. The on-chain burn transactions are therefore signed by the Foundation’s treasury, not by individual customers, so the “Who Burns?” demand-concentration diagnostic (Section 5.1.2) does not apply to GEODNET; burn-signer concentration is not a valid proxy for customer concentration under a buy-and-burn architecture. The underlying demand base (a stated 50+ enterprise clients purchasing fiat subscriptions through direct and reseller channels) is not observable on-chain and is not verified here.</w:t>
       </w:r>
     </w:p>
     <w:p>
@@ -5245,7 +5245,7 @@
     </w:p>
     <w:p>
       <w:r>
-        <w:t xml:space="preserve">The trajectory is single-peaked rather than monotonic: absorption holds in a 9% to 13% band from late 2024 through mid 2025, then ramps sharply after the June 30, 2025 halving (which cut mining rewards by 50% [45]) to a peak of 52.5% in October 2025 before easing to 21.9% (S2R 0.219) by February 2026. The ramp is consistent with the two mechanisms the model predicts: a shrinking issuance denominator and a growing subscription-funded burn numerator. The subsequent easing reflects a decline in monthly buy-and-burn volume (from 2.76 million GEOD in October 2025 to 1.3 million in February 2026) against roughly flat net issuance, not a contraction in mining rewards. A separate supply-side risk that the S2R metric does not capture is vesting-driven dilution, which operates independently of emission schedules; the team and investor unlock schedule is discussed below.</w:t>
+        <w:t xml:space="preserve">The trajectory is single-peaked rather than monotonic: absorption holds roughly between 8% and 15% from late 2024 through mid 2025, then ramps sharply after the June 30, 2025 halving (which cut mining rewards by 50% [45]) to a peak of 52.5% in October 2025 before easing to 21.9% (S2R 0.219) by February 2026. The ramp is consistent with the two mechanisms the model predicts: a shrinking issuance denominator and a growing subscription-funded burn numerator. The subsequent easing reflects a decline in monthly buy-and-burn volume (from 2.76 million GEOD in October 2025 to 1.3 million in February 2026) against a modestly rising net issuance denominator. A separate supply-side risk that the S2R metric does not capture is vesting-driven dilution, which operates independently of emission schedules; the team and investor unlock schedule is discussed below.</w:t>
       </w:r>
     </w:p>
     <w:p>
@@ -5291,7 +5291,7 @@
         <w:rPr>
           <w:i/>
         </w:rPr>
-        <w:t xml:space="preserve">Figure 3. GEODNET monthly burn absorption rate (Foundation buy-and-burn token removals as a percentage of net miner issuance), September 2024 to February 2026. The dashed line marks the 50% absorption threshold; the vertical marker indicates the June 30, 2025 annual halving. The series holds near 9% to 13% from late 2024 through mid 2025, then ramps to a peak of 52.5% in October 2025 before easing to 21.9% in February 2026 (S2R 0.219). Burns are the GEODNET Foundation open-market buy-and-burn, measured on the Polygon burn address; net miner issuance is measured from the protocol’s Polygon mining-distribution wallets. Source: Dune Analytics.</w:t>
+        <w:t xml:space="preserve">Figure 3. GEODNET monthly burn absorption rate (Foundation buy-and-burn token removals as a percentage of net miner issuance), September 2024 to February 2026. The dashed line marks the 50% absorption threshold; the vertical marker indicates the June 30, 2025 annual halving. The series holds roughly between 8% and 15% from late 2024 through mid 2025, then ramps to a peak of 52.5% in October 2025 before easing to 21.9% in February 2026 (S2R 0.219). Burns are the GEODNET Foundation open-market buy-and-burn, measured on the Polygon burn address; net miner issuance is measured from the protocol’s Polygon mining-distribution wallets. Source: Dune Analytics.</w:t>
       </w:r>
     </w:p>
     <w:p>
@@ -6488,7 +6488,7 @@
         <w:rPr>
           <w:b w:val="0"/>
         </w:rPr>
-        <w:t>Table 4. Comparative protocol summary. ", " = not measured; "N/A" = not applicable; "data-insufficient" = on-chain observability missing or schema prevents computation.</w:t>
+        <w:t>Table 4. Comparative protocol summary. A dash marks a value not measured; "data-insufficient" in the Key Finding column marks on-chain observability missing or computation prevented by schema.</w:t>
       </w:r>
     </w:p>
     <w:p>
@@ -8267,7 +8267,7 @@
         <w:rPr/>
         <w:t>Demand concentration as a second diagnostic axis. The Helium “Who Burns?” analysis (Section 5.1) reveals that S2R and demand distribution are independent dimensions of protocol health. S2R measures fiscal sustainability (are burns offsetting issuance?); demand concentration measures counterparty resilience (is demand broad or captive?). The interaction produces four regimes: (1) High S2R / Low demand concentration = ideal, where burns exceed issuance and demand is distributed; (2) High S2R / High demand concentration = “single-buyer fragility,” where the protocol is fiscally healthy but depends on a few large buyers whose departure would collapse the burn rate; (3) Low S2R / Low demand concentration = “diffuse but weak demand,” where many participants use the network but not enough to offset issuance; (4) Low S2R / High demand concentration = “fragile and captive,” the worst case.</w:t>
         <w:br/>
-        <w:t>Helium in H2 2025 sits in regime 2: S2R crossed parity (1.84) but the top-5 burn signers account for approximately 90% of total burns. Analysts should apply this framing to every GeoDePIN with a burn mechanism. We propose tracking Top-5 burn share alongside S2R in the health dashboard below.</w:t>
+        <w:t>Helium in H2 2025 sits in regime 2: S2R crossed parity (1.84) but the top-5 burn signers account for approximately 90% of total burns. Analysts should apply this framing to GeoDePIN protocols whose customers burn tokens directly, the condition under which Top-5 burn share is a valid demand-concentration signal. We propose tracking it alongside S2R in the health dashboard below.</w:t>
       </w:r>
     </w:p>
     <w:p>
@@ -9175,7 +9175,7 @@
                 <w:sz w:val="16"/>
                 <w:szCs w:val="16"/>
               </w:rPr>
-              <w:t xml:space="preserve">0.31</w:t>
+              <w:t xml:space="preserve">—</w:t>
             </w:r>
           </w:p>
         </w:tc>
@@ -9907,7 +9907,7 @@
         <w:rPr>
           <w:i/>
         </w:rPr>
-        <w:t xml:space="preserve">Table 7. Cross-protocol S2R and demand concentration summary across the 13-protocol sample. Column 'S2R (burns)' uses the burns-only definition; 'S2R (burns+locks)' includes token lock-up mechanisms where applicable. Demand HHI computed where per-address burn data is available. A long dash in the Demand HHI column marks protocols for which a valid on-chain demand-concentration measure is not available, either because per-address burn data is not queryable or because the protocol executes burns through a foundation or treasury (buy-and-burn and pooled-burn architectures), so on-chain burn signers are not customers.</w:t>
+        <w:t xml:space="preserve">Table 7. Cross-protocol S2R and demand concentration summary across the 13-protocol sample. Column 'S2R (burns)' uses the burns-only definition; 'S2R (burns+locks)' includes token lock-up mechanisms where applicable. Demand HHI computed where per-address burn data is available. A long dash in the Demand HHI column marks protocols for which a valid on-chain demand-concentration measure is not available, either because per-address burn data is not queryable or because the protocol executes burns through a foundation or treasury (buy-and-burn and pooled-burn architectures) so on-chain burn signers are not customers, or because the protocol has no token burn at all (Livepeer routes fees in ETH), so a burn-based demand-concentration measure does not apply.</w:t>
       </w:r>
     </w:p>
     <w:p>
@@ -10009,7 +10009,7 @@
         <w:rPr>
           <w:b w:val="0"/>
         </w:rPr>
-        <w:t>GeoDePIN protocols face institutional design pressures that generic DePIN analysis obscures: location-dependent verification, hardware lock-in that raises exit costs, and subsidy cliffs that force fiscal sustainability. Four artifacts address these pressures: (1) a GeoDePIN vs. DeVIN taxonomy with testable predictions about governance concentration, verification complexity, and subsidy sensitivity; (2) a demand-concentration diagnostic (the "Who Burns?" analysis and the S2R x demand-concentration 2x2 framework), applicable to direct-burn protocols and demonstrated on Helium; (3) a design playbook keyed to observable protocol conditions with a subtraction test for minimum viable mechanism complexity; and (4) a health dashboard with demand-concentration guardrails (Top-5 &gt; 80% AND Top-1 &gt; 35% for 6 months triggers diversification action).</w:t>
+        <w:t>GeoDePIN protocols face institutional design pressures that generic DePIN analysis obscures: location-dependent verification, hardware lock-in that raises exit costs, and subsidy cliffs that force fiscal sustainability. Four artifacts address these pressures: (1) a GeoDePIN vs. DeVIN taxonomy with testable predictions about governance concentration, verification complexity, and subsidy sensitivity; (2) a demand-concentration diagnostic (the "Who Burns?" analysis and the S2R x demand-concentration 2x2 framework), applicable to direct-burn protocols and demonstrated on Helium; (3) a design playbook keyed to observable protocol conditions with a subtraction test for minimum viable mechanism complexity; and (4) a health dashboard with demand-concentration guardrails (Top-5 &gt; 80% for 6 months triggers diversification action).</w:t>
       </w:r>
     </w:p>
     <w:p>

--- a/b3/paper/B3_GeoDePIN_Final_v12.docx
+++ b/b3/paper/B3_GeoDePIN_Final_v12.docx
@@ -56,7 +56,7 @@
     </w:p>
     <w:p>
       <w:r>
-        <w:t xml:space="preserve">This paper analyzes a class of DePIN protocols the paper terms GeoDePIN: networks whose value depends on where hardware is deployed, not merely that it exists. Location-dependence creates design pressures absent from compute-only DePIN alternatives, and the paper evaluates how protocols respond using on-chain evidence from 13 networks and a 34-month longitudinal case study of Helium. Helium became the first GeoDePIN protocol where paid usage fully offsets token emissions, with its Subsidy-to-Revenue ratio (S2R) rising from 0.013 under coverage-based rewards to 1.84 between May 2023 and February 2026. Data Credit burns now exceed HNT emissions by approximately 84%, producing net annual deflation of 3 to 4%. However, roughly five purchasers account for 90% of those burns: a demand concentration that aggregate fiscal metrics cannot detect. DIMO (S2R 4.24) subsequently crossed fiscal parity; GEODNET (0.219) and Hivemapper (0.183) occupy a growth-phase middle tier; the remaining protocols cluster near zero. Governance concentration across the thirteen-protocol GeoDePIN cross-section examined here (Herfindahl-Hirschman Index 0.034 to 0.593) materially exceeds the post-exclusion DeFi benchmarks from a companion cross-sectional study (0.005 to 0.065). Four outputs organize the findings: a classification distinguishing GeoDePIN from location-independent protocols with testable predictions, a design playbook mapping mechanisms to protocol maturity stages, a health dashboard with demand-concentration guardrails, and a subtraction test for mechanism necessity.</w:t>
+        <w:t xml:space="preserve">This paper analyzes a class of DePIN protocols the paper terms GeoDePIN: networks whose value depends on where hardware is deployed, not merely that it exists. Location-dependence creates design pressures absent from compute-only DePIN alternatives, and the paper evaluates how protocols respond using on-chain evidence from 13 networks and a 34-month longitudinal case study of Helium. Helium became the first GeoDePIN protocol where paid usage fully offsets token emissions, with its Subsidy-to-Revenue ratio (S2R) rising from 0.013 under coverage-based rewards to 1.84 between May 2023 and February 2026. Data Credit burns now exceed HNT emissions by approximately 84%, producing net annual deflation of 3 to 4%. However, roughly five purchasers account for 90% of those burns: a demand concentration that aggregate fiscal metrics cannot detect. DIMO (S2R 4.24) subsequently crossed fiscal parity; GEODNET (0.219) and Hivemapper (0.183) occupy a growth-phase middle tier; the remaining protocols cluster near zero. Governance concentration across the thirteen-protocol GeoDePIN cross-section examined here (Herfindahl-Hirschman Index 0.034 to 0.593) materially exceeds the post-exclusion DeFi benchmarks from a companion cross-sectional study (0.005 to 0.065). Four outputs organize the findings: a classification distinguishing GeoDePIN from location-independent protocols with testable predictions, a design playbook mapping mechanisms to protocol maturity stages, a health dashboard with a demand-concentration guardrail for direct-burn protocols, and a subtraction test for mechanism necessity.</w:t>
       </w:r>
     </w:p>
     <w:p>
@@ -5522,7 +5522,7 @@
                 <w:sz w:val="16"/>
                 <w:szCs w:val="16"/>
               </w:rPr>
-              <w:t>–</w:t>
+              <w:t>—</w:t>
             </w:r>
           </w:p>
         </w:tc>
@@ -5625,7 +5625,7 @@
                 <w:sz w:val="16"/>
                 <w:szCs w:val="16"/>
               </w:rPr>
-              <w:t>–</w:t>
+              <w:t>—</w:t>
             </w:r>
           </w:p>
         </w:tc>
@@ -5728,7 +5728,7 @@
                 <w:sz w:val="16"/>
                 <w:szCs w:val="16"/>
               </w:rPr>
-              <w:t>–</w:t>
+              <w:t>—</w:t>
             </w:r>
           </w:p>
         </w:tc>
@@ -6140,7 +6140,7 @@
                 <w:sz w:val="16"/>
                 <w:szCs w:val="16"/>
               </w:rPr>
-              <w:t>–</w:t>
+              <w:t>—</w:t>
             </w:r>
           </w:p>
         </w:tc>
@@ -6229,7 +6229,7 @@
                 <w:sz w:val="16"/>
                 <w:szCs w:val="16"/>
               </w:rPr>
-              <w:t>–</w:t>
+              <w:t>—</w:t>
             </w:r>
           </w:p>
         </w:tc>
@@ -6243,7 +6243,7 @@
                 <w:sz w:val="16"/>
                 <w:szCs w:val="16"/>
               </w:rPr>
-              <w:t>–</w:t>
+              <w:t>—</w:t>
             </w:r>
           </w:p>
         </w:tc>
@@ -6332,7 +6332,7 @@
                 <w:sz w:val="16"/>
                 <w:szCs w:val="16"/>
               </w:rPr>
-              <w:t>–</w:t>
+              <w:t>—</w:t>
             </w:r>
           </w:p>
         </w:tc>
@@ -6346,7 +6346,7 @@
                 <w:sz w:val="16"/>
                 <w:szCs w:val="16"/>
               </w:rPr>
-              <w:t>–</w:t>
+              <w:t>—</w:t>
             </w:r>
           </w:p>
         </w:tc>
@@ -6435,7 +6435,7 @@
                 <w:sz w:val="16"/>
                 <w:szCs w:val="16"/>
               </w:rPr>
-              <w:t>–</w:t>
+              <w:t>—</w:t>
             </w:r>
           </w:p>
         </w:tc>
@@ -6449,7 +6449,7 @@
                 <w:sz w:val="16"/>
                 <w:szCs w:val="16"/>
               </w:rPr>
-              <w:t>–</w:t>
+              <w:t>—</w:t>
             </w:r>
           </w:p>
         </w:tc>

--- a/b3/paper/B3_GeoDePIN_Final_v12.docx
+++ b/b3/paper/B3_GeoDePIN_Final_v12.docx
@@ -56,7 +56,7 @@
     </w:p>
     <w:p>
       <w:r>
-        <w:t xml:space="preserve">This paper analyzes a class of DePIN protocols the paper terms GeoDePIN: networks whose value depends on where hardware is deployed, not merely that it exists. Location-dependence creates design pressures absent from compute-only DePIN alternatives, and the paper evaluates how protocols respond using on-chain evidence from 13 networks and a 34-month longitudinal case study of Helium. Helium became the first GeoDePIN protocol where paid usage fully offsets token emissions, with its Subsidy-to-Revenue ratio (S2R) rising from 0.013 under coverage-based rewards to 1.84 between May 2023 and February 2026. Data Credit burns now exceed HNT emissions by approximately 84%, producing net annual deflation of 3 to 4%. However, roughly five purchasers account for 90% of those burns: a demand concentration that aggregate fiscal metrics cannot detect. DIMO (S2R 4.24) subsequently crossed fiscal parity; GEODNET (0.219) and Hivemapper (0.183) occupy a growth-phase middle tier; the remaining protocols cluster near zero. Governance concentration across the thirteen-protocol GeoDePIN cross-section examined here (Herfindahl-Hirschman Index 0.034 to 0.593) materially exceeds the post-exclusion DeFi benchmarks from a companion cross-sectional study (0.005 to 0.065). Four outputs organize the findings: a classification distinguishing GeoDePIN from location-independent protocols with testable predictions, a design playbook mapping mechanisms to protocol maturity stages, a health dashboard with a demand-concentration guardrail for direct-burn protocols, and a subtraction test for mechanism necessity.</w:t>
+        <w:t xml:space="preserve">This paper analyzes a class of DePIN protocols the paper terms GeoDePIN: networks whose value depends on where hardware is deployed, not merely that it exists. Location-dependence creates design pressures absent from compute-only DePIN alternatives, and the paper evaluates how protocols respond using on-chain evidence from 13 networks and a 34-month longitudinal case study of Helium. Helium reached the first net-deflationary monthly readings observed among GeoDePIN protocols, its Subsidy-to-Revenue ratio (S2R) rising from 0.013 under coverage-based rewards to a monthly peak of 1.84 between May 2023 and February 2026. In the strongest months Data Credit burns exceeded HNT emissions (peak monthly S2R 1.84), but on a trailing-twelve-month basis the network remained net inflationary (S2R approximately 0.49), and steady-state offset is lower still once temporary post-HIP-147 burn allocations and WiFi-offload pricing are normalized. However, roughly five purchasers account for 90% of those burns: a demand concentration that aggregate fiscal metrics cannot detect. DIMO posted a higher single-month reading (S2R 4.24) during a period of elevated developer-license purchases rather than at sustained equilibrium; GEODNET (0.219) and Hivemapper (0.183) occupy a growth-phase middle tier; the remaining protocols cluster near zero. Governance concentration is high across the GeoDePIN cross-section (pre-exclusion Herfindahl-Hirschman Index 0.034 to 0.593); a companion cross-sectional study confirms DePIN tokens are significantly more governance-concentrated than DeFi after excluding protocol-controlled addresses (Mann-Whitney p = 0.028, Cohen’s d = 0.65). Four outputs organize the findings: a classification distinguishing GeoDePIN from location-independent protocols with testable predictions, a design playbook mapping mechanisms to protocol maturity stages, a health dashboard with a demand-concentration guardrail for direct-burn protocols, and a subtraction test for mechanism necessity.</w:t>
       </w:r>
     </w:p>
     <w:p>
@@ -2137,7 +2137,7 @@
         <w:rPr>
           <w:b w:val="0"/>
         </w:rPr>
-        <w:t>We measure governance concentration using the Herfindahl-Hirschman Index (HHI) computed over the distribution of governance token holdings across unique addresses, using a snapshot methodology from Dune Analytics [8] multi-chain queries as of February 2026. The governance token is the protocol's primary voting-power token; for protocols with delegated voting, the analysis uses delegated voting power distribution. We compute Gini coefficients over the same distributions. Full metric definitions and replication procedures appear in Appendix A.</w:t>
+        <w:t>We measure governance concentration using the Herfindahl-Hirschman Index (HHI) computed over the distribution of governance token holdings across unique addresses, using a snapshot methodology from Dune Analytics [8] multi-chain queries as of February 2026. The governance token is the protocol's primary voting-power token; for protocols with delegated voting, the analysis uses delegated voting power distribution. We compute Gini coefficients over the same distributions. Full metric definitions and replication procedures appear in the public replication package (see Data Availability).</w:t>
       </w:r>
     </w:p>
     <w:p>
@@ -3910,9 +3910,9 @@
         <w:rPr>
           <w:b w:val="0"/>
         </w:rPr>
-        <w:t>Three fiscal regimes emerge across the 34-month S2R trajectory (Table 3): (1) post-migration baseline (S2R 0.01 to 0.04, May 2023 to early 2024), when burns were minimal and issuance dominated; (2) demand ramp (S2R 0.15 to 0.67, mid-2024), as Mobile subscriber growth and IoT data transfer increased burn volume; (3) fiscal parity and beyond (S2R 1.03 to 1.84 , late 2025 to February 2026), when monthly burns consistently exceeded issuance.</w:t>
+        <w:t>Three fiscal regimes emerge across the 34-month S2R trajectory (Table 3): (1) post-migration baseline (S2R 0.01 to 0.04, May 2023 to early 2024), when burns were minimal and issuance dominated; (2) demand ramp (S2R 0.15 to 0.67, mid-2025), as Mobile subscriber growth and IoT data transfer increased burn volume; (3) fiscal parity and beyond (S2R 1.03 to 1.84 , late 2025 to February 2026), when monthly burns consistently exceeded issuance.</w:t>
         <w:br/>
-        <w:t>Helium became the first GeoDePIN protocol where demand-side spending fully offsets supply-side inflation. DIMO subsequently achieved S2R = 4.24, making it the second protocol to demonstrate fiscal parity through demand-coupled burns. A pricing caveat applies to Helium's December 2025 peak: WiFi offload traffic is priced at $0.10-0.25 per GB versus $0.50 for CBRS, and the annualized burn figure reflects a temporary Mobile burn allocation subsequently adjusted, so the S2R spike overstates steady-state equilibrium by an estimated 2-5x.</w:t>
+        <w:t>Helium reached the first net-deflationary monthly readings observed among GeoDePIN protocols. DIMO posted a higher single-month reading (S2R = 4.24), but in a period of elevated developer-license purchases against low emissions rather than at sustained equilibrium, so it is not yet a confirmed second parity case. A steady-state caveat applies to the Helium headline: WiFi offload traffic is priced at $0.10-0.25 per GB versus $0.50 for CBRS, and the February 2026 reading reflects a temporary post-HIP-147 Mobile burn allocation since reduced, so the monthly peak overstates steady-state equilibrium by an estimated 2-5x. On a trailing-twelve-month basis (March 2025 to February 2026) the network remained net inflationary, with burns offsetting roughly half of issuance (S2R approximately 0.49).</w:t>
       </w:r>
     </w:p>
     <w:p>
@@ -5118,7 +5118,7 @@
     <w:p>
       <w:r>
         <w:rPr/>
-        <w:t>Hivemapper's sink architecture implements a burn-and-mint model (users burn tokens to purchase service credits; operators earn newly minted tokens for providing service) similar to Helium's DC system. Map Credits are purchased with HONEY (burned), and contributors earn HONEY for submitting verified imagery. MIP-7 introduced tiered pricing based on map freshness and coverage. Dune Analytics queries (February 2026) yield S2R = 0.183 (1.9M HONEY burned against 10.4M minted), confirming that the burn mechanism is active but that Hivemapper remains subsidy-dependent: burns offset less than one-fifth of issuance. The mechanism design is structurally similar to Helium's DC burn model, and the measurable S2R places Hivemapper in the growth-phase cohort between subsidy-dependent protocols (S2R near zero) and fiscally self-sustaining pairs (Helium at 1.84, DIMO at 4.24).</w:t>
+        <w:t>Hivemapper's sink architecture implements a burn-and-mint model (users burn tokens to purchase service credits; operators earn newly minted tokens for providing service) similar to Helium's DC system. Map Credits are purchased with HONEY (burned), and contributors earn HONEY for submitting verified imagery. MIP-7 introduced tiered pricing based on map freshness and coverage. Dune Analytics queries (February 2026) yield S2R = 0.183 (1.9M HONEY burned against 10.4M minted), confirming that the burn mechanism is active but that Hivemapper remains subsidy-dependent: burns offset less than one-fifth of issuance. The mechanism design is structurally similar to Helium's DC burn model, and the measurable S2R places Hivemapper in the growth-phase cohort between subsidy-dependent protocols (S2R near zero) and the protocols with recent monthly S2R above unity (Helium and DIMO).</w:t>
       </w:r>
     </w:p>
     <w:p>
@@ -5216,7 +5216,7 @@
     <w:p>
       <w:r>
         <w:rPr/>
-        <w:t>GEODNET operates a decentralized network of Real-Time Kinematic (RTK) base stations on Solana (primary, since GIP7) and Polygon (original chain). The unit of service is centimeter-level GNSS positioning corrections, consumed by drones, autonomous vehicles, agricultural equipment, and construction machinery. Enterprise clients (50+, including Quectel and DroneDeploy) purchase subscriptions whose revenue funds a buy-and-burn mechanism. As of March 2026, GEODNET has a market capitalization of $59M with 425 million circulating tokens out of 968 million total supply (CoinGecko [6]), a network of 20,000+ stations across 150+ countries, and annualized recurring revenue of $7.3M (December 2025).</w:t>
+        <w:t>GEODNET operates a decentralized network of Real-Time Kinematic (RTK) base stations on Solana (primary, since GIP7) and Polygon (original chain). The unit of service is centimeter-level GNSS positioning corrections, consumed by drones, autonomous vehicles, agricultural equipment, and construction machinery. A stated enterprise client base (50+, including Quectel and DroneDeploy; issuer-reported) purchases subscriptions whose revenue funds a buy-and-burn mechanism. As of March 2026, GEODNET has a market capitalization of $59M with 425 million circulating tokens out of 968 million total supply (CoinGecko [6]), a network of 20,000+ stations across 150+ countries, and annualized recurring revenue of $7.3M (December 2025).</w:t>
       </w:r>
     </w:p>
     <w:p>
@@ -5240,7 +5240,7 @@
     <w:p>
       <w:r>
         <w:rPr/>
-        <w:t xml:space="preserve">GEODNET’s sustainability signal is the strongest in the growth-phase tier. On-chain burn and net-issuance data indicate a single-peaked monthly absorption trajectory since the September 2024 Solana migration, with the February 2026 reading at 21.9% (S2R 0.219), exceeding Hivemapper (0.183) but remaining well below the fiscal-parity trajectory that Helium followed. By early 2026, the network spanned 5,802 cities with median station earnings of $47.63 per month [32]. Three structural factors support continued S2R improvement: (1) the 80% burn rate converts revenue directly to token removal; (2) annual halving reduces the issuance denominator; (3) ARR growth of 18% month-over-month (December 2025) increases the burn numerator. Unit economics show RTK positioning at $1–5/station/month versus Trimble/Hexagon incumbents at $50–100/station/month (Table 5), a 10–80x cost advantage with Medium subsidy risk. The enterprise client base (50+ organizations) and the non-discretionary nature of precision positioning for autonomous systems suggest demand resilience beyond speculative token use.</w:t>
+        <w:t xml:space="preserve">GEODNET’s sustainability signal is the strongest in the growth-phase tier. On-chain burn and net-issuance data indicate a single-peaked monthly absorption trajectory since the September 2024 Solana migration, with the February 2026 reading at 21.9% (S2R 0.219), exceeding Hivemapper (0.183) but remaining well below the fiscal-parity trajectory that Helium followed. By early 2026, the network spanned 5,802 cities with median station earnings of $47.63 per month [32]. Three structural factors support continued S2R improvement: (1) the 80% burn rate converts revenue directly to token removal; (2) annual halving reduces the issuance denominator; (3) ARR growth of 18% month-over-month (December 2025) increases the burn numerator. Unit economics show RTK positioning at $1–5/station/month versus Trimble/Hexagon incumbents at $50–100/station/month (Table 5), a 10–80x cost advantage with Medium subsidy risk. The stated enterprise client base (50+ organizations, issuer-reported) and the non-discretionary nature of precision positioning for autonomous systems suggest demand resilience beyond speculative token use.</w:t>
       </w:r>
     </w:p>
     <w:p>
@@ -6496,7 +6496,7 @@
         <w:rPr>
           <w:b w:val="0"/>
         </w:rPr>
-        <w:t xml:space="preserve">A three-tier sustainability hierarchy emerges from the comparative summary (Table 4). At the top, Helium (S2R 1.84) and DIMO (S2R 4.24) have crossed fiscal parity, with burns exceeding issuance. In a growth-phase middle tier, GEODNET (S2R 0.219) and Hivemapper (S2R 0.183) show confirmed on-chain burn activity but remain subsidy-dependent. The remaining protocols cluster near S2R zero, the default condition for DePIN. Two additional findings sharpen the picture. Governance data are missing for protocols not on chains with transparent voting records, meaning governance risk is unmeasured rather than absent. And the subsidy risk column reveals a bimodal distribution: protocols with established demand sinks face medium risk, while those without any burn mechanism face critical risk regardless of positioning narrative.</w:t>
+        <w:t xml:space="preserve">A three-tier sustainability hierarchy emerges from the comparative summary (Table 4). At the top, Helium reached net-deflationary monthly readings (peak S2R 1.84) and DIMO posted a single elevated month (S2R 4.24); both show burns exceeding issuance in recent months, though neither is yet confirmed at sustained equilibrium (Helium remained net inflationary on a trailing-twelve-month basis). In a growth-phase middle tier, GEODNET (S2R 0.219) and Hivemapper (S2R 0.183) show confirmed on-chain burn activity but remain subsidy-dependent. The remaining protocols cluster near S2R zero, the default condition for DePIN. Two additional findings sharpen the picture. Governance data are missing for protocols not on chains with transparent voting records, meaning governance risk is unmeasured rather than absent. And the subsidy risk column reveals a bimodal distribution: protocols with established demand sinks face medium risk, while those without any burn mechanism face critical risk regardless of positioning narrative.</w:t>
       </w:r>
       <w:r>
         <w:t xml:space="preserve"> A companion simulation [29] calibrated to Helium parameters shows that a comparable protocol does not approach S2R parity within 5 years under realistic demand assumptions (the burn-to-emission ratio peaks at 0.0061), consistent with Helium's 7+ year journey to fiscal sustainability. This suggests that the S2R crossing is a late-stage achievement and that protocols should design emission budgets for a multi-year subsidy-dependent phase rather than expecting rapid crossover.</w:t>
@@ -8151,7 +8151,7 @@
         <w:rPr>
           <w:b w:val="0"/>
         </w:rPr>
-        <w:t xml:space="preserve">The data reveal a sector where most protocols are simultaneously governance-concentrated and subsidy-dependent. Only four protocols show confirmed burn activity above zero: Helium (S2R 1.84), DIMO (4.24), GEODNET (0.219), and Hivemapper (0.183); Helium and DIMO have crossed fiscal parity (S2R ≥ 1.0), with GEODNET on a single-peaked absorption trajectory that ramped to a peak in late 2025 before easing (Table 7). The following implications derive from this paper’s own empirical evidence.</w:t>
+        <w:t xml:space="preserve">The data reveal a sector where most protocols are simultaneously governance-concentrated and subsidy-dependent. Only four protocols show confirmed burn activity above zero: Helium (S2R 1.84), DIMO (4.24), GEODNET (0.219), and Hivemapper (0.183); Helium and DIMO posted recent months with S2R ≥ 1.0 (Helium across late 2025 to February 2026, DIMO in a single elevated month), with GEODNET on a single-peaked absorption trajectory that ramped to a peak in late 2025 before easing (Table 7). The following implications derive from this paper’s own empirical evidence.</w:t>
       </w:r>
     </w:p>
     <w:p>
@@ -9264,7 +9264,7 @@
                 <w:sz w:val="16"/>
                 <w:szCs w:val="16"/>
               </w:rPr>
-              <w:t>Dune Analytics (Feb 2026); burn-and-mint active but not queryable via Dune</w:t>
+              <w:t>Dune Analytics (Feb 2026); burns route through a single credit-purchase relayer (off-axis for demand concentration)</w:t>
             </w:r>
           </w:p>
         </w:tc>
@@ -9993,7 +9993,7 @@
         <w:rPr>
           <w:b w:val="0"/>
         </w:rPr>
-        <w:t xml:space="preserve">The S2R data across 13 protocols reveal a three-tier sustainability hierarchy for DePIN: Helium (1.84) and DIMO (4.24) have crossed fiscal parity through demand-coupled burns; GEODNET (0.219) and Hivemapper (0.183) occupy a growth-phase middle tier with confirmed burn activity but continued subsidy dependence; and the remaining protocols cluster near S2R zero, the sector default. The Helium longitudinal case (Table 3) documents the trajectory: demand-coupled burns can drive S2R above fiscal parity when paired with service-based reward transitions (HIP-147), but demand concentration (top-5 signers at approximately 90% of burns) creates a shadow risk invisible to aggregate metrics. Governance concentration in GeoDePIN tokens (HHI 0.034 to 0.593) materially exceeds the post-exclusion DeFi benchmarks from a companion cross-sectional study (0.005 to 0.065), consistent with the 13-protocol cross-section. The four-loop design architecture (economic, operational, integrity, governance), grounded in institutional design principles, and the GeoDePIN vs. DeVIN taxonomy (Table 2) organize these findings into testable structure.</w:t>
+        <w:t xml:space="preserve">The S2R data across 13 protocols reveal a three-tier sustainability hierarchy for DePIN: Helium reached the first net-deflationary monthly readings (peak S2R 1.84) and DIMO a single elevated month (S2R 4.24), though on a trailing-twelve-month basis Helium remained net inflationary (S2R approximately 0.49); GEODNET (0.219) and Hivemapper (0.183) occupy a growth-phase middle tier with confirmed burn activity but continued subsidy dependence; and the remaining protocols cluster near S2R zero, the sector default. The Helium longitudinal case (Table 3) documents the trajectory: demand-coupled burns can drive S2R above fiscal parity when paired with service-based reward transitions (HIP-147), but demand concentration (top-5 signers at approximately 90% of burns) creates a shadow risk invisible to aggregate metrics. Governance concentration is high across the GeoDePIN cross-section (pre-exclusion HHI 0.034 to 0.593); the companion cross-sectional study confirms DePIN tokens are significantly more concentrated than DeFi after excluding protocol-controlled addresses (Mann-Whitney p = 0.028, Cohen’s d = 0.65). The four-loop design architecture (economic, operational, integrity, governance), grounded in institutional design principles, and the GeoDePIN vs. DeVIN taxonomy (Table 2) organize these findings into testable structure.</w:t>
       </w:r>
     </w:p>
     <w:p>
@@ -10025,7 +10025,7 @@
         <w:rPr>
           <w:b w:val="0"/>
         </w:rPr>
-        <w:t>The governance concentration cross-section is a February 2026 snapshot; concentration trajectories over time would strengthen causal claims. Unit economics use posted prices (N = 1 per service domain); we estimate subsidy decomposition. The Helium S2R trajectory is observational: HIP-147 was not randomized, and confounders cannot be fully separated. Several protocols remain data-insufficient; their metrics are unmeasured, not absent. The sample includes only protocols that have survived to 2026; failed or abandoned projects may exhibit different patterns. Design recommendations generalize from Helium (the primary longitudinal case) to other GeoDePIN protocols by analogy; direct replication across multiple protocols would strengthen external validity.</w:t>
+        <w:t>The governance concentration cross-section is a February 2026 snapshot; concentration trajectories over time would strengthen causal claims. Unit economics use posted prices (N = 1 per service domain); we estimate subsidy decomposition. The Helium S2R trajectory is observational: HIP-147 was not randomized, and confounders cannot be fully separated. Several protocols remain data-insufficient; their metrics are unmeasured, not absent. The sample includes only protocols that have survived to 2026; failed or abandoned projects may exhibit different patterns. Design recommendations generalize from Helium (the primary longitudinal case) to other GeoDePIN protocols by analogy; direct replication across multiple protocols would strengthen external validity. Three fiscal caveats further bound the headline findings: Helium’s monthly S2R peaked at 1.84 but the network remained net inflationary on a trailing-twelve-month basis (S2R approximately 0.49), and the peak reflects temporary post-HIP-147 burn allocations that overstate steady-state offset by an estimated 2-5x; DIMO’s S2R 4.24 is a single elevated-purchase month rather than a sustained equilibrium; and on-chain burn-signer concentration is a valid demand-concentration measure only for direct-burn protocols (Helium), so for buy-and-burn and pooled-burn architectures (GEODNET, DIMO, Hivemapper) the demand base is off-chain and not measured here.</w:t>
       </w:r>
     </w:p>
     <w:p>
@@ -10033,7 +10033,7 @@
         <w:rPr>
           <w:b w:val="0"/>
         </w:rPr>
-        <w:t xml:space="preserve">The S2R metric as currently specified measures burns against mining emissions; it does not capture vesting-driven dilution from team, investor, and ecosystem unlocks, which for GEODNET represented 54% of total supply by Q2 2025. A comprehensive fiscal sustainability metric would incorporate all supply sources; this extension is specified as a future research direction.</w:t>
+        <w:t xml:space="preserve">The S2R metric as currently specified measures burns against mining emissions; it does not capture vesting-driven dilution from team, investor, and ecosystem unlocks, a supply source distinct from the mining emissions in the denominator. A comprehensive fiscal sustainability metric would incorporate all supply sources; this extension is specified as a future research direction.</w:t>
       </w:r>
     </w:p>
     <w:p>
